--- a/黄浩昀/语法巩固方案/学生版/第1课_语法讲义与练习_学生版.docx
+++ b/黄浩昀/语法巩固方案/学生版/第1课_语法讲义与练习_学生版.docx
@@ -639,7 +639,7 @@
           <w:i w:val="0"/>
           <w:sz w:val="22"/>
         </w:rPr>
-        <w:t>1. Although the school, which was built ten years ago, has about two ___ students, three ___ of the parents in the neighborhood still choose to send their children here.</w:t>
+        <w:t>1. About two ___ students joined the school team last year, and ___ of their parents supported them warmly.</w:t>
       </w:r>
     </w:p>
     <w:p>
@@ -654,7 +654,7 @@
           <w:i w:val="0"/>
           <w:sz w:val="21"/>
         </w:rPr>
-        <w:t>A. hundred / quarters　B. hundreds / quarters　C. hundred / quarter　D. hundreds / quarter</w:t>
+        <w:t>A. hundred / three quarters　B. hundreds / three quarters　C. hundred / third quarters　D. hundreds of / three quarter's</w:t>
       </w:r>
     </w:p>
     <w:p>
@@ -668,7 +668,7 @@
           <w:i w:val="0"/>
           <w:sz w:val="22"/>
         </w:rPr>
-        <w:t>2. Every year, ___ of tourists, most of whom come from the south, visit the ancient town, but only a ___ of them stay overnight.</w:t>
+        <w:t>2. ___ of tourists visit the old town every year, but only a ___ of them stay overnight.</w:t>
       </w:r>
     </w:p>
     <w:p>
@@ -683,7 +683,7 @@
           <w:i w:val="0"/>
           <w:sz w:val="21"/>
         </w:rPr>
-        <w:t>A. Thousand / quarter　B. Thousands / quarter　C. Thousands / third　D. Thousand / third</w:t>
+        <w:t>A. Thousand / quarter　B. Thousands / quarter　C. Thousand of / third　D. A thousand of / half</w:t>
       </w:r>
     </w:p>
     <w:p>
@@ -697,7 +697,36 @@
           <w:i w:val="0"/>
           <w:sz w:val="22"/>
         </w:rPr>
-        <w:t>3. There isn't ___ milk left in the fridge, so I have to go to the supermarket, which is twenty minutes' walk away, to buy ___ for my little sister.</w:t>
+        <w:t>3. Could you give me ___ advice on how to learn English, because I have no ___ about it at all?</w:t>
+      </w:r>
+    </w:p>
+    <w:p>
+      <w:pPr>
+        <w:spacing w:after="0"/>
+        <w:ind w:left="283"/>
+      </w:pPr>
+      <w:r>
+        <w:rPr>
+          <w:rFonts w:ascii="Times New Roman" w:hAnsi="Times New Roman" w:eastAsia="微软雅黑"/>
+          <w:b w:val="0"/>
+          <w:i w:val="0"/>
+          <w:sz w:val="21"/>
+        </w:rPr>
+        <w:t>A. some / an idea　B. any / some ideas　C. a / idea　D. many / the idea</w:t>
+      </w:r>
+    </w:p>
+    <w:p>
+      <w:pPr>
+        <w:spacing w:lineRule="auto" w:line="312"/>
+      </w:pPr>
+      <w:r>
+        <w:rPr>
+          <w:rFonts w:ascii="Times New Roman" w:hAnsi="Times New Roman" w:eastAsia="微软雅黑"/>
+          <w:b/>
+          <w:i w:val="0"/>
+          <w:sz w:val="22"/>
+        </w:rPr>
+        <w:t>4. There isn't ___ milk in the glass, so I'll go and buy ___, although the shop is far away.</w:t>
       </w:r>
     </w:p>
     <w:p>
@@ -726,7 +755,36 @@
           <w:i w:val="0"/>
           <w:sz w:val="22"/>
         </w:rPr>
-        <w:t>4. Two ___ of the workers, who come from the countryside, are from the north, while the rest, including my uncle, ___ from the south.</w:t>
+        <w:t>5. Is there ___ interesting in today's newspaper? I found ___ about the new sports center.</w:t>
+      </w:r>
+    </w:p>
+    <w:p>
+      <w:pPr>
+        <w:spacing w:after="0"/>
+        <w:ind w:left="283"/>
+      </w:pPr>
+      <w:r>
+        <w:rPr>
+          <w:rFonts w:ascii="Times New Roman" w:hAnsi="Times New Roman" w:eastAsia="微软雅黑"/>
+          <w:b w:val="0"/>
+          <w:i w:val="0"/>
+          <w:sz w:val="21"/>
+        </w:rPr>
+        <w:t>A. something / something　B. anything / something　C. nothing / anything　D. everything / nothing</w:t>
+      </w:r>
+    </w:p>
+    <w:p>
+      <w:pPr>
+        <w:spacing w:lineRule="auto" w:line="312"/>
+      </w:pPr>
+      <w:r>
+        <w:rPr>
+          <w:rFonts w:ascii="Times New Roman" w:hAnsi="Times New Roman" w:eastAsia="微软雅黑"/>
+          <w:b/>
+          <w:i w:val="0"/>
+          <w:sz w:val="22"/>
+        </w:rPr>
+        <w:t>6. Two ___ of the workers are from the north, while the rest ___ from the south.</w:t>
       </w:r>
     </w:p>
     <w:p>
@@ -755,7 +813,7 @@
           <w:i w:val="0"/>
           <w:sz w:val="22"/>
         </w:rPr>
-        <w:t>5. There are about three ___ students in our grade, and two ___ of them, who ride bikes to school every morning, live within five kilometers of the campus.</w:t>
+        <w:t>7. About one ___ of the students prefer online lessons, but the ___ don't agree with them.</w:t>
       </w:r>
     </w:p>
     <w:p>
@@ -770,7 +828,7 @@
           <w:i w:val="0"/>
           <w:sz w:val="21"/>
         </w:rPr>
-        <w:t>A. hundreds / third　B. hundred / thirds　C. hundred of / three　D. hundreds of / thirds</w:t>
+        <w:t>A. three / other　B. third / others　C. thirds / another　D. thirty / the others</w:t>
       </w:r>
     </w:p>
     <w:p>
@@ -784,7 +842,7 @@
           <w:i w:val="0"/>
           <w:sz w:val="22"/>
         </w:rPr>
-        <w:t>6. I believe ___ the two hundred students will all pass the exam, and I'm sure ___ they have studied hard for it.</w:t>
+        <w:t>8. Would you like ___ water before the meeting, since there is still ___ time left?</w:t>
       </w:r>
     </w:p>
     <w:p>
@@ -799,7 +857,7 @@
           <w:i w:val="0"/>
           <w:sz w:val="21"/>
         </w:rPr>
-        <w:t>A. that / that　B. if / that　C. what / if　D. whether / what</w:t>
+        <w:t>A. a glass of / some　B. some / any　C. any / a few　D. a / many</w:t>
       </w:r>
     </w:p>
     <w:p>
@@ -813,7 +871,7 @@
           <w:i w:val="0"/>
           <w:sz w:val="22"/>
         </w:rPr>
-        <w:t>7. Could you tell me ___ there is any milk left in the glass? I wonder ___ the shop is still open now.</w:t>
+        <w:t>9. There are about three ___ students in our grade, and ___ of them ride bikes to school.</w:t>
       </w:r>
     </w:p>
     <w:p>
@@ -828,7 +886,7 @@
           <w:i w:val="0"/>
           <w:sz w:val="21"/>
         </w:rPr>
-        <w:t>A. that / that　B. if / whether　C. what / if　D. whether / what</w:t>
+        <w:t>A. hundreds / two third　B. hundred / two thirds　C. hundred of / two three　D. hundreds of / second third</w:t>
       </w:r>
     </w:p>
     <w:p>
@@ -842,7 +900,7 @@
           <w:i w:val="0"/>
           <w:sz w:val="22"/>
         </w:rPr>
-        <w:t>8. I don't know ___ many students will join the school team this year, but I know ___ they will try their best.</w:t>
+        <w:t>10. ___ of the earth is covered by water, but only a small ___ of it is drinkable.</w:t>
       </w:r>
     </w:p>
     <w:p>
@@ -857,65 +915,7 @@
           <w:i w:val="0"/>
           <w:sz w:val="21"/>
         </w:rPr>
-        <w:t>A. how / that　B. what / if　C. when / what　D. why / whether</w:t>
-      </w:r>
-    </w:p>
-    <w:p>
-      <w:pPr>
-        <w:spacing w:lineRule="auto" w:line="312"/>
-      </w:pPr>
-      <w:r>
-        <w:rPr>
-          <w:rFonts w:ascii="Times New Roman" w:hAnsi="Times New Roman" w:eastAsia="微软雅黑"/>
-          <w:b/>
-          <w:i w:val="0"/>
-          <w:sz w:val="22"/>
-        </w:rPr>
-        <w:t>9. Can you tell me ___ the new library is? I also want to know ___ it opens every day, because I want to go there this weekend.</w:t>
-      </w:r>
-    </w:p>
-    <w:p>
-      <w:pPr>
-        <w:spacing w:after="0"/>
-        <w:ind w:left="283"/>
-      </w:pPr>
-      <w:r>
-        <w:rPr>
-          <w:rFonts w:ascii="Times New Roman" w:hAnsi="Times New Roman" w:eastAsia="微软雅黑"/>
-          <w:b w:val="0"/>
-          <w:i w:val="0"/>
-          <w:sz w:val="21"/>
-        </w:rPr>
-        <w:t>A. where / when　B. what / where　C. when / why　D. how / what</w:t>
-      </w:r>
-    </w:p>
-    <w:p>
-      <w:pPr>
-        <w:spacing w:lineRule="auto" w:line="312"/>
-      </w:pPr>
-      <w:r>
-        <w:rPr>
-          <w:rFonts w:ascii="Times New Roman" w:hAnsi="Times New Roman" w:eastAsia="微软雅黑"/>
-          <w:b/>
-          <w:i w:val="0"/>
-          <w:sz w:val="22"/>
-        </w:rPr>
-        <w:t>10. The teacher asked us ___ we were late again, and she wanted to know ___ we could get to school on time.</w:t>
-      </w:r>
-    </w:p>
-    <w:p>
-      <w:pPr>
-        <w:spacing w:after="0"/>
-        <w:ind w:left="283"/>
-      </w:pPr>
-      <w:r>
-        <w:rPr>
-          <w:rFonts w:ascii="Times New Roman" w:hAnsi="Times New Roman" w:eastAsia="微软雅黑"/>
-          <w:b w:val="0"/>
-          <w:i w:val="0"/>
-          <w:sz w:val="21"/>
-        </w:rPr>
-        <w:t>A. why / how　B. what / when　C. where / what　D. that / why</w:t>
+        <w:t>A. Three quarter / part　B. Three quarters / part　C. Three fourth / parts　D. Third quarters / half</w:t>
       </w:r>
     </w:p>
     <w:p>
